--- a/reports/MLOps_Assignment1_Report.docx
+++ b/reports/MLOps_Assignment1_Report.docx
@@ -223,7 +223,7 @@
                 <w:sz w:val="17"/>
                 <w:szCs w:val="17"/>
               </w:rPr>
-              <w:t xml:space="preserve">[BITS ID]</w:t>
+              <w:t xml:space="preserve">2025ae05701</w:t>
             </w:r>
           </w:p>
         </w:tc>
@@ -4869,9 +4869,9 @@
       <w:r>
         <w:drawing>
           <wp:inline distT="0" distB="0" distL="0" distR="0">
-            <wp:extent cx="4895850" cy="2733675"/>
+            <wp:extent cx="4895850" cy="3495675"/>
             <wp:effectExtent t="0" r="0" b="0" l="0"/>
-            <wp:docPr id="1" name="ci_02_run_summary.png" descr="Green run (run #1, before the docker job was added): lint → test → train, and the generated model report with the passed quality gate." title="Green run (run #1, before the docker job was added): lint → test → train, and the generated model report with the passed quality gate."/>
+            <wp:docPr id="1" name="ci_02_run_summary.png" descr="Green run #6 of the CI workflow: lint → unit tests → build &amp; smoke-test API image + train &amp; package model, with the five uploaded artifacts." title="Green run #6 of the CI workflow: lint → unit tests → build &amp; smoke-test API image + train &amp; package model, with the five uploaded artifacts."/>
             <wp:cNvGraphicFramePr>
               <a:graphicFrameLocks xmlns:a="http://schemas.openxmlformats.org/drawingml/2006/main" noChangeAspect="1"/>
             </wp:cNvGraphicFramePr>
@@ -4894,7 +4894,7 @@
                   <pic:spPr bwMode="auto">
                     <a:xfrm>
                       <a:off x="0" y="0"/>
-                      <a:ext cx="4895850" cy="2733675"/>
+                      <a:ext cx="4895850" cy="3495675"/>
                     </a:xfrm>
                     <a:prstGeom prst="rect">
                       <a:avLst/>
@@ -4927,7 +4927,7 @@
           <w:sz w:val="17"/>
           <w:szCs w:val="17"/>
         </w:rPr>
-        <w:t xml:space="preserve">Green run (run #1, before the docker job was added): lint → test → train, and the generated model report with the passed quality gate.</w:t>
+        <w:t xml:space="preserve">Green run #6 of the CI workflow: lint → unit tests → build &amp; smoke-test API image + train &amp; package model, with the five uploaded artifacts.</w:t>
       </w:r>
     </w:p>
     <w:p>
